--- a/lessons/7-8-group2/homework.docx
+++ b/lessons/7-8-group2/homework.docx
@@ -115,7 +115,7 @@
           <wp:inline distT="0" distB="0" distL="0" distR="0">
             <wp:extent cx="1047750" cy="790575"/>
             <wp:effectExtent t="0" r="0" b="0" l="0"/>
-            <wp:docPr id="1" name="" descr="" title=""/>
+            <wp:docPr id="1" name="Quadrant" descr="Picture illustrating the vocabulary word &quot;Quadrant&quot;" title="Quadrant"/>
             <wp:cNvGraphicFramePr>
               <a:graphicFrameLocks xmlns:a="http://schemas.openxmlformats.org/drawingml/2006/main" noChangeAspect="1"/>
             </wp:cNvGraphicFramePr>
@@ -161,10 +161,10 @@
           <w:b/>
           <w:bCs/>
         </w:rPr>
-        <w:t xml:space="preserve">Ordered Pairs in All Four Quadrants (Pares ordenados en los cuatro cuadrantes)</w:t>
-      </w:r>
-      <w:r>
-        <w:t xml:space="preserve"> — Points written as (x, y) whose positive or negative coordinates place them in one of four quadrants.</w:t>
+        <w:t xml:space="preserve">Quadrant (Cuadrante)</w:t>
+      </w:r>
+      <w:r>
+        <w:t xml:space="preserve"> — One of the four parts of a coordinate grid, numbered I to IV.</w:t>
       </w:r>
     </w:p>
     <w:p>
@@ -178,7 +178,7 @@
           <wp:inline distT="0" distB="0" distL="0" distR="0">
             <wp:extent cx="1047750" cy="790575"/>
             <wp:effectExtent t="0" r="0" b="0" l="0"/>
-            <wp:docPr id="1" name="" descr="" title=""/>
+            <wp:docPr id="1" name="Negative coordinate" descr="Picture illustrating the vocabulary word &quot;Negative coordinate&quot;" title="Negative coordinate"/>
             <wp:cNvGraphicFramePr>
               <a:graphicFrameLocks xmlns:a="http://schemas.openxmlformats.org/drawingml/2006/main" noChangeAspect="1"/>
             </wp:cNvGraphicFramePr>
@@ -224,10 +224,10 @@
           <w:b/>
           <w:bCs/>
         </w:rPr>
-        <w:t xml:space="preserve">Quadrant (Cuadrante)</w:t>
-      </w:r>
-      <w:r>
-        <w:t xml:space="preserve"> — One of the four parts of a coordinate grid, numbered I to IV.</w:t>
+        <w:t xml:space="preserve">Negative coordinate (Coordenada negativa)</w:t>
+      </w:r>
+      <w:r>
+        <w:t xml:space="preserve"> — A coordinate less than zero. It means left or below the center point.</w:t>
       </w:r>
     </w:p>
     <w:p>
@@ -241,7 +241,7 @@
           <wp:inline distT="0" distB="0" distL="0" distR="0">
             <wp:extent cx="1047750" cy="790575"/>
             <wp:effectExtent t="0" r="0" b="0" l="0"/>
-            <wp:docPr id="1" name="" descr="" title=""/>
+            <wp:docPr id="1" name="Reflection" descr="Picture illustrating the vocabulary word &quot;Reflection&quot;" title="Reflection"/>
             <wp:cNvGraphicFramePr>
               <a:graphicFrameLocks xmlns:a="http://schemas.openxmlformats.org/drawingml/2006/main" noChangeAspect="1"/>
             </wp:cNvGraphicFramePr>
@@ -287,10 +287,10 @@
           <w:b/>
           <w:bCs/>
         </w:rPr>
-        <w:t xml:space="preserve">Negative coordinate (Coordenada negativa)</w:t>
-      </w:r>
-      <w:r>
-        <w:t xml:space="preserve"> — A coordinate less than zero. It means left or below the center point.</w:t>
+        <w:t xml:space="preserve">Reflection (Reflexión)</w:t>
+      </w:r>
+      <w:r>
+        <w:t xml:space="preserve"> — A flipped, mirror image across a line.</w:t>
       </w:r>
     </w:p>
     <w:p>
@@ -304,7 +304,7 @@
           <wp:inline distT="0" distB="0" distL="0" distR="0">
             <wp:extent cx="1047750" cy="790575"/>
             <wp:effectExtent t="0" r="0" b="0" l="0"/>
-            <wp:docPr id="1" name="" descr="" title=""/>
+            <wp:docPr id="1" name="Axis" descr="Picture illustrating the vocabulary word &quot;Axis&quot;" title="Axis"/>
             <wp:cNvGraphicFramePr>
               <a:graphicFrameLocks xmlns:a="http://schemas.openxmlformats.org/drawingml/2006/main" noChangeAspect="1"/>
             </wp:cNvGraphicFramePr>
@@ -350,10 +350,10 @@
           <w:b/>
           <w:bCs/>
         </w:rPr>
-        <w:t xml:space="preserve">Reflection (Reflexión)</w:t>
-      </w:r>
-      <w:r>
-        <w:t xml:space="preserve"> — A flipped, mirror image across a line.</w:t>
+        <w:t xml:space="preserve">Axis (Eje)</w:t>
+      </w:r>
+      <w:r>
+        <w:t xml:space="preserve"> — One of the two number lines that frame a graph: the x-axis runs across, the y-axis runs up and down.</w:t>
       </w:r>
     </w:p>
     <w:p>
@@ -367,7 +367,7 @@
           <wp:inline distT="0" distB="0" distL="0" distR="0">
             <wp:extent cx="1047750" cy="790575"/>
             <wp:effectExtent t="0" r="0" b="0" l="0"/>
-            <wp:docPr id="1" name="" descr="" title=""/>
+            <wp:docPr id="1" name="Integer" descr="Picture illustrating the vocabulary word &quot;Integer&quot;" title="Integer"/>
             <wp:cNvGraphicFramePr>
               <a:graphicFrameLocks xmlns:a="http://schemas.openxmlformats.org/drawingml/2006/main" noChangeAspect="1"/>
             </wp:cNvGraphicFramePr>
@@ -413,69 +413,6 @@
           <w:b/>
           <w:bCs/>
         </w:rPr>
-        <w:t xml:space="preserve">Axis (Eje)</w:t>
-      </w:r>
-      <w:r>
-        <w:t xml:space="preserve"> — One of the two number lines that frame a graph: the x-axis runs across, the y-axis runs up and down.</w:t>
-      </w:r>
-    </w:p>
-    <w:p>
-      <w:pPr>
-        <w:keepNext/>
-        <w:spacing w:after="20" w:before="80"/>
-        <w:jc w:val="center"/>
-      </w:pPr>
-      <w:r>
-        <w:drawing>
-          <wp:inline distT="0" distB="0" distL="0" distR="0">
-            <wp:extent cx="1047750" cy="790575"/>
-            <wp:effectExtent t="0" r="0" b="0" l="0"/>
-            <wp:docPr id="1" name="" descr="" title=""/>
-            <wp:cNvGraphicFramePr>
-              <a:graphicFrameLocks xmlns:a="http://schemas.openxmlformats.org/drawingml/2006/main" noChangeAspect="1"/>
-            </wp:cNvGraphicFramePr>
-            <a:graphic xmlns:a="http://schemas.openxmlformats.org/drawingml/2006/main">
-              <a:graphicData uri="http://schemas.openxmlformats.org/drawingml/2006/picture">
-                <pic:pic xmlns:pic="http://schemas.openxmlformats.org/drawingml/2006/picture">
-                  <pic:nvPicPr>
-                    <pic:cNvPr id="0" name="" descr=""/>
-                    <pic:cNvPicPr>
-                      <a:picLocks noChangeAspect="1" noChangeArrowheads="1"/>
-                    </pic:cNvPicPr>
-                  </pic:nvPicPr>
-                  <pic:blipFill>
-                    <a:blip r:embed="rId12" cstate="none"/>
-                    <a:srcRect/>
-                    <a:stretch>
-                      <a:fillRect/>
-                    </a:stretch>
-                  </pic:blipFill>
-                  <pic:spPr bwMode="auto">
-                    <a:xfrm>
-                      <a:off x="0" y="0"/>
-                      <a:ext cx="1047750" cy="790575"/>
-                    </a:xfrm>
-                    <a:prstGeom prst="rect">
-                      <a:avLst/>
-                    </a:prstGeom>
-                  </pic:spPr>
-                </pic:pic>
-              </a:graphicData>
-            </a:graphic>
-          </wp:inline>
-        </w:drawing>
-      </w:r>
-    </w:p>
-    <w:p>
-      <w:pPr>
-        <w:keepNext/>
-        <w:spacing w:after="120"/>
-      </w:pPr>
-      <w:r>
-        <w:rPr>
-          <w:b/>
-          <w:bCs/>
-        </w:rPr>
         <w:t xml:space="preserve">Integer (Número entero)</w:t>
       </w:r>
       <w:r>
@@ -524,31 +461,31 @@
         <w:spacing w:after="40" w:before="0"/>
       </w:pPr>
       <w:r>
-        <w:t xml:space="preserve">     A. (3, 3)</w:t>
-      </w:r>
-    </w:p>
-    <w:p>
-      <w:pPr>
-        <w:spacing w:after="40" w:before="0"/>
-      </w:pPr>
-      <w:r>
-        <w:t xml:space="preserve">     B. (-13, 3)</w:t>
-      </w:r>
-    </w:p>
-    <w:p>
-      <w:pPr>
-        <w:spacing w:after="40" w:before="0"/>
-      </w:pPr>
-      <w:r>
-        <w:t xml:space="preserve">     C. (-5, 11)</w:t>
-      </w:r>
-    </w:p>
-    <w:p>
-      <w:pPr>
-        <w:spacing w:after="40" w:before="0"/>
-      </w:pPr>
-      <w:r>
-        <w:t xml:space="preserve">     D. (-5, -5)</w:t>
+        <w:t xml:space="preserve">     A. (-13, 3)</w:t>
+      </w:r>
+    </w:p>
+    <w:p>
+      <w:pPr>
+        <w:spacing w:after="40" w:before="0"/>
+      </w:pPr>
+      <w:r>
+        <w:t xml:space="preserve">     B. (-5, 11)</w:t>
+      </w:r>
+    </w:p>
+    <w:p>
+      <w:pPr>
+        <w:spacing w:after="40" w:before="0"/>
+      </w:pPr>
+      <w:r>
+        <w:t xml:space="preserve">     C. (-5, -5)</w:t>
+      </w:r>
+    </w:p>
+    <w:p>
+      <w:pPr>
+        <w:spacing w:after="40" w:before="0"/>
+      </w:pPr>
+      <w:r>
+        <w:t xml:space="preserve">     D. (3, 3)</w:t>
       </w:r>
     </w:p>
     <w:p>
@@ -652,62 +589,7 @@
           <w:b/>
           <w:bCs/>
         </w:rPr>
-        <w:t xml:space="preserve">3. In which quadrant is the point (-3, 5)?</w:t>
-      </w:r>
-    </w:p>
-    <w:p>
-      <w:pPr>
-        <w:spacing w:after="40" w:before="0"/>
-      </w:pPr>
-      <w:r>
-        <w:t xml:space="preserve">     A. Quadrant I</w:t>
-      </w:r>
-    </w:p>
-    <w:p>
-      <w:pPr>
-        <w:spacing w:after="40" w:before="0"/>
-      </w:pPr>
-      <w:r>
-        <w:t xml:space="preserve">     B. Quadrant II</w:t>
-      </w:r>
-    </w:p>
-    <w:p>
-      <w:pPr>
-        <w:spacing w:after="40" w:before="0"/>
-      </w:pPr>
-      <w:r>
-        <w:t xml:space="preserve">     C. Quadrant III</w:t>
-      </w:r>
-    </w:p>
-    <w:p>
-      <w:pPr>
-        <w:spacing w:after="40" w:before="0"/>
-      </w:pPr>
-      <w:r>
-        <w:t xml:space="preserve">     D. Quadrant IV</w:t>
-      </w:r>
-    </w:p>
-    <w:p>
-      <w:pPr>
-        <w:spacing w:after="60" w:before="120"/>
-      </w:pPr>
-      <w:r>
-        <w:rPr>
-          <w:color w:val="BBBBBB"/>
-        </w:rPr>
-        <w:t xml:space="preserve">______________________________________________________________________</w:t>
-      </w:r>
-    </w:p>
-    <w:p>
-      <w:pPr>
-        <w:spacing w:after="80" w:before="0"/>
-      </w:pPr>
-      <w:r>
-        <w:rPr>
-          <w:b/>
-          <w:bCs/>
-        </w:rPr>
-        <w:t xml:space="preserve">4. What are the coordinates of a point 4 units right and 2 units down from the origin?</w:t>
+        <w:t xml:space="preserve">3. What are the coordinates of a point 4 units right and 2 units down from the origin?</w:t>
       </w:r>
     </w:p>
     <w:p>
@@ -723,23 +605,23 @@
         <w:spacing w:after="40" w:before="0"/>
       </w:pPr>
       <w:r>
-        <w:t xml:space="preserve">     B. (2, -4)</w:t>
-      </w:r>
-    </w:p>
-    <w:p>
-      <w:pPr>
-        <w:spacing w:after="40" w:before="0"/>
-      </w:pPr>
-      <w:r>
-        <w:t xml:space="preserve">     C. (4, -2)</w:t>
-      </w:r>
-    </w:p>
-    <w:p>
-      <w:pPr>
-        <w:spacing w:after="40" w:before="0"/>
-      </w:pPr>
-      <w:r>
-        <w:t xml:space="preserve">     D. (-2, 4)</w:t>
+        <w:t xml:space="preserve">     B. (-2, 4)</w:t>
+      </w:r>
+    </w:p>
+    <w:p>
+      <w:pPr>
+        <w:spacing w:after="40" w:before="0"/>
+      </w:pPr>
+      <w:r>
+        <w:t xml:space="preserve">     C. (2, -4)</w:t>
+      </w:r>
+    </w:p>
+    <w:p>
+      <w:pPr>
+        <w:spacing w:after="40" w:before="0"/>
+      </w:pPr>
+      <w:r>
+        <w:t xml:space="preserve">     D. (4, -2)</w:t>
       </w:r>
     </w:p>
     <w:p>
@@ -780,7 +662,7 @@
           <w:b/>
           <w:bCs/>
         </w:rPr>
-        <w:t xml:space="preserve">1. A. (3, 3)</w:t>
+        <w:t xml:space="preserve">1. D. (3, 3)</w:t>
       </w:r>
     </w:p>
     <w:p>
@@ -848,39 +730,7 @@
           <w:b/>
           <w:bCs/>
         </w:rPr>
-        <w:t xml:space="preserve">3. B. Quadrant II</w:t>
-      </w:r>
-    </w:p>
-    <w:p>
-      <w:pPr>
-        <w:spacing w:after="20" w:before="0"/>
-      </w:pPr>
-      <w:r>
-        <w:t xml:space="preserve">     Negative x with positive y places the point in Quadrant II.</w:t>
-      </w:r>
-    </w:p>
-    <w:p>
-      <w:pPr>
-        <w:spacing w:after="80" w:before="0"/>
-      </w:pPr>
-      <w:r>
-        <w:rPr>
-          <w:i/>
-          <w:iCs/>
-        </w:rPr>
-        <w:t xml:space="preserve">     Watch for: A common mistake in Ordered Pairs in All Four Quadrants is matching each sign to the wrong axis — for example, seeing (-2, 5) and thinking "the x is negative so I move DOWN, and the y is positive so I move RIGHT," which lands the point in Quadrant IV. But the x-coordinate always controls left/right, never up/down: negative x means LEFT (not down), and positive y means UP (not right). So (-2, 5) is actually left 2, up 5 — Quadrant II. Before you submit, check that you used the x-coordinate for left/right and the y-coordinate for up/down, and never swapped them.</w:t>
-      </w:r>
-    </w:p>
-    <w:p>
-      <w:pPr>
-        <w:spacing w:after="40" w:before="0"/>
-      </w:pPr>
-      <w:r>
-        <w:rPr>
-          <w:b/>
-          <w:bCs/>
-        </w:rPr>
-        <w:t xml:space="preserve">4. C. (4, -2)</w:t>
+        <w:t xml:space="preserve">3. D. (4, -2)</w:t>
       </w:r>
     </w:p>
     <w:p>
@@ -1089,7 +939,14 @@
 <file path=word/styles.xml><?xml version="1.0" encoding="utf-8"?>
 <w:styles xmlns:mc="http://schemas.openxmlformats.org/markup-compatibility/2006" xmlns:r="http://schemas.openxmlformats.org/officeDocument/2006/relationships" xmlns:w="http://schemas.openxmlformats.org/wordprocessingml/2006/main" xmlns:w14="http://schemas.microsoft.com/office/word/2010/wordml" xmlns:w15="http://schemas.microsoft.com/office/word/2012/wordml" mc:Ignorable="w14 w15">
   <w:docDefaults>
-    <w:rPrDefault/>
+    <w:rPrDefault>
+      <w:rPr>
+        <w:rFonts w:ascii="Arial" w:cs="Arial" w:eastAsia="Arial" w:hAnsi="Arial"/>
+        <w:sz w:val="22"/>
+        <w:szCs w:val="22"/>
+        <w:lang w:val="en-US"/>
+      </w:rPr>
+    </w:rPrDefault>
     <w:pPrDefault/>
   </w:docDefaults>
   <w:style w:type="paragraph" w:styleId="Title">
@@ -1107,10 +964,16 @@
     <w:basedOn w:val="Normal"/>
     <w:next w:val="Normal"/>
     <w:qFormat/>
-    <w:rPr>
-      <w:color w:val="2E74B5"/>
-      <w:sz w:val="32"/>
-      <w:szCs w:val="32"/>
+    <w:pPr>
+      <w:keepNext/>
+    </w:pPr>
+    <w:rPr>
+      <w:rFonts w:ascii="Arial" w:cs="Arial" w:eastAsia="Arial" w:hAnsi="Arial"/>
+      <w:b/>
+      <w:bCs/>
+      <w:color w:val="183E56"/>
+      <w:sz w:val="34"/>
+      <w:szCs w:val="34"/>
     </w:rPr>
   </w:style>
   <w:style w:type="paragraph" w:styleId="Heading2">
@@ -1118,8 +981,14 @@
     <w:basedOn w:val="Normal"/>
     <w:next w:val="Normal"/>
     <w:qFormat/>
-    <w:rPr>
-      <w:color w:val="2E74B5"/>
+    <w:pPr>
+      <w:keepNext/>
+    </w:pPr>
+    <w:rPr>
+      <w:rFonts w:ascii="Arial" w:cs="Arial" w:eastAsia="Arial" w:hAnsi="Arial"/>
+      <w:b/>
+      <w:bCs/>
+      <w:color w:val="176B70"/>
       <w:sz w:val="26"/>
       <w:szCs w:val="26"/>
     </w:rPr>

--- a/lessons/7-8-group2/homework.docx
+++ b/lessons/7-8-group2/homework.docx
@@ -635,124 +635,6 @@
         <w:t xml:space="preserve">______________________________________________________________________</w:t>
       </w:r>
     </w:p>
-    <w:p>
-      <w:r>
-        <w:br w:type="page"/>
-      </w:r>
-    </w:p>
-    <w:p>
-      <w:pPr>
-        <w:pStyle w:val="Heading1"/>
-        <w:spacing w:after="120"/>
-      </w:pPr>
-      <w:r>
-        <w:rPr>
-          <w:b/>
-          <w:bCs/>
-        </w:rPr>
-        <w:t xml:space="preserve">Answer Key (Teacher)</w:t>
-      </w:r>
-    </w:p>
-    <w:p>
-      <w:pPr>
-        <w:spacing w:after="40" w:before="0"/>
-      </w:pPr>
-      <w:r>
-        <w:rPr>
-          <w:b/>
-          <w:bCs/>
-        </w:rPr>
-        <w:t xml:space="preserve">1. D. (3, 3)</w:t>
-      </w:r>
-    </w:p>
-    <w:p>
-      <w:pPr>
-        <w:spacing w:after="20" w:before="0"/>
-      </w:pPr>
-      <w:r>
-        <w:t xml:space="preserve">     Moving right means adding to the x-coordinate: -5 + 8 = 3. The y stays the same. New point: (3, 3).</w:t>
-      </w:r>
-    </w:p>
-    <w:p>
-      <w:pPr>
-        <w:spacing w:after="80" w:before="0"/>
-      </w:pPr>
-      <w:r>
-        <w:rPr>
-          <w:i/>
-          <w:iCs/>
-        </w:rPr>
-        <w:t xml:space="preserve">     Watch for: A common mistake in Ordered Pairs in All Four Quadrants is matching each sign to the wrong axis — for example, seeing (-2, 5) and thinking "the x is negative so I move DOWN, and the y is positive so I move RIGHT," which lands the point in Quadrant IV. But the x-coordinate always controls left/right, never up/down: negative x means LEFT (not down), and positive y means UP (not right). So (-2, 5) is actually left 2, up 5 — Quadrant II. Before you submit, check that you used the x-coordinate for left/right and the y-coordinate for up/down, and never swapped them.</w:t>
-      </w:r>
-    </w:p>
-    <w:p>
-      <w:pPr>
-        <w:spacing w:after="40" w:before="0"/>
-      </w:pPr>
-      <w:r>
-        <w:rPr>
-          <w:b/>
-          <w:bCs/>
-        </w:rPr>
-        <w:t xml:space="preserve">2. Spot the Common Mistake</w:t>
-      </w:r>
-    </w:p>
-    <w:p>
-      <w:pPr>
-        <w:spacing w:after="20" w:before="0"/>
-      </w:pPr>
-      <w:r>
-        <w:t xml:space="preserve">     The mistake is in Step 2.</w:t>
-      </w:r>
-    </w:p>
-    <w:p>
-      <w:pPr>
-        <w:spacing w:after="20" w:before="0"/>
-      </w:pPr>
-      <w:r>
-        <w:t xml:space="preserve">     Correct work: The order was reversed. In an ordered pair (x, y), x ALWAYS comes first. Here x = 6 (positive → right) and y = -1 (negative → down). Right and down is Quadrant IV, not Quadrant II.</w:t>
-      </w:r>
-    </w:p>
-    <w:p>
-      <w:pPr>
-        <w:spacing w:after="80" w:before="0"/>
-      </w:pPr>
-      <w:r>
-        <w:t xml:space="preserve">     Watch for: An ordered pair is always (x, y), so the first number is the horizontal move and the order cannot be swapped. Here x = 6 sends you right and y = -1 sends you down, which is the bottom-right region — Quadrant IV. Reading it as (-1, 6) described a completely different point.</w:t>
-      </w:r>
-    </w:p>
-    <w:p>
-      <w:pPr>
-        <w:spacing w:after="40" w:before="0"/>
-      </w:pPr>
-      <w:r>
-        <w:rPr>
-          <w:b/>
-          <w:bCs/>
-        </w:rPr>
-        <w:t xml:space="preserve">3. D. (4, -2)</w:t>
-      </w:r>
-    </w:p>
-    <w:p>
-      <w:pPr>
-        <w:spacing w:after="20" w:before="0"/>
-      </w:pPr>
-      <w:r>
-        <w:t xml:space="preserve">     Right is +x and down is -y, so the point is (4, -2).</w:t>
-      </w:r>
-    </w:p>
-    <w:p>
-      <w:pPr>
-        <w:spacing w:after="80" w:before="0"/>
-      </w:pPr>
-      <w:r>
-        <w:rPr>
-          <w:i/>
-          <w:iCs/>
-        </w:rPr>
-        <w:t xml:space="preserve">     Watch for: A common mistake in Ordered Pairs in All Four Quadrants is matching each sign to the wrong axis — for example, seeing (-2, 5) and thinking "the x is negative so I move DOWN, and the y is positive so I move RIGHT," which lands the point in Quadrant IV. But the x-coordinate always controls left/right, never up/down: negative x means LEFT (not down), and positive y means UP (not right). So (-2, 5) is actually left 2, up 5 — Quadrant II. Before you submit, check that you used the x-coordinate for left/right and the y-coordinate for up/down, and never swapped them.</w:t>
-      </w:r>
-    </w:p>
     <w:sectPr>
       <w:pgSz w:w="11906" w:h="16838" w:orient="portrait"/>
       <w:pgMar w:top="720" w:right="900" w:bottom="720" w:left="900" w:header="708" w:footer="708" w:gutter="0"/>
